--- a/public/iso/PC-00-Perimetre-et-contexte.docx
+++ b/public/iso/PC-00-Perimetre-et-contexte.docx
@@ -4,11 +4,350 @@
   <w:body>
     <w:p>
       <w:pPr>
-        <w:pStyle w:val="Heading1"/>
-        <w:spacing w:after="60" w:before="160"/>
-      </w:pPr>
-      <w:r>
-        <w:t xml:space="preserve">Périmètre et contexte du SMSI</w:t>
+        <w:spacing w:after="0"/>
+        <w:jc w:val="center"/>
+      </w:pPr>
+      <w:r>
+        <w:rPr>
+          <w:b/>
+          <w:bCs/>
+          <w:color w:val="000000"/>
+          <w:sz w:val="30"/>
+          <w:szCs w:val="30"/>
+        </w:rPr>
+        <w:t xml:space="preserve">AFRICAN TRANSPORT SYSTEMS</w:t>
+      </w:r>
+    </w:p>
+    <w:p>
+      <w:pPr>
+        <w:spacing w:after="40"/>
+        <w:jc w:val="center"/>
+      </w:pPr>
+      <w:r>
+        <w:rPr>
+          <w:b/>
+          <w:bCs/>
+          <w:color w:val="000000"/>
+          <w:sz w:val="22"/>
+          <w:szCs w:val="22"/>
+        </w:rPr>
+        <w:t xml:space="preserve">ATS HANDLING</w:t>
+      </w:r>
+    </w:p>
+    <w:p>
+      <w:pPr>
+        <w:spacing w:after="0"/>
+        <w:jc w:val="center"/>
+      </w:pPr>
+      <w:r>
+        <w:rPr>
+          <w:b w:val="false"/>
+          <w:bCs w:val="false"/>
+          <w:color w:val="404040"/>
+          <w:sz w:val="18"/>
+          <w:szCs w:val="18"/>
+        </w:rPr>
+        <w:t xml:space="preserve">Assistance en escale, fret, sûreté aéroportuaire, manutention, solutions informatiques</w:t>
+      </w:r>
+    </w:p>
+    <w:p>
+      <w:pPr>
+        <w:spacing w:after="0"/>
+        <w:jc w:val="center"/>
+      </w:pPr>
+      <w:r>
+        <w:rPr>
+          <w:b w:val="false"/>
+          <w:bCs w:val="false"/>
+          <w:color w:val="404040"/>
+          <w:sz w:val="18"/>
+          <w:szCs w:val="18"/>
+        </w:rPr>
+        <w:t xml:space="preserve">11e niveau, Immeuble Equity BCDC, 15, Boulevard du 30 Juin, Gombe, Kinshasa, République Démocratique du Congo</w:t>
+      </w:r>
+    </w:p>
+    <w:p>
+      <w:pPr>
+        <w:spacing w:after="60"/>
+        <w:jc w:val="center"/>
+      </w:pPr>
+      <w:r>
+        <w:rPr>
+          <w:b w:val="false"/>
+          <w:bCs w:val="false"/>
+          <w:color w:val="404040"/>
+          <w:sz w:val="18"/>
+          <w:szCs w:val="18"/>
+        </w:rPr>
+        <w:t xml:space="preserve">Tél. : +243 819 929 881   /   E-mail : contact@ats-handling-rdc.com   /   www.ats-handling-rdc.com</w:t>
+      </w:r>
+    </w:p>
+    <w:p>
+      <w:pPr>
+        <w:pBdr>
+          <w:bottom w:val="double" w:color="000000" w:sz="6"/>
+        </w:pBdr>
+        <w:spacing w:after="240"/>
+      </w:pPr>
+    </w:p>
+    <w:tbl>
+      <w:tblPr>
+        <w:tblW w:type="dxa" w:w="9072"/>
+        <w:tblBorders>
+          <w:top w:val="none" w:color="auto" w:sz="0"/>
+          <w:left w:val="none" w:color="auto" w:sz="0"/>
+          <w:bottom w:val="none" w:color="auto" w:sz="0"/>
+          <w:right w:val="none" w:color="auto" w:sz="0"/>
+          <w:insideH w:val="none" w:color="auto" w:sz="0"/>
+          <w:insideV w:val="none" w:color="auto" w:sz="0"/>
+        </w:tblBorders>
+      </w:tblPr>
+      <w:tblGrid>
+        <w:gridCol w:w="4990"/>
+        <w:gridCol w:w="4082"/>
+      </w:tblGrid>
+      <w:tr>
+        <w:tc>
+          <w:tcPr>
+            <w:tcW w:type="dxa" w:w="4990"/>
+            <w:tcBorders>
+              <w:top w:val="none" w:color="auto" w:sz="0"/>
+              <w:left w:val="none" w:color="auto" w:sz="0"/>
+              <w:bottom w:val="none" w:color="auto" w:sz="0"/>
+              <w:right w:val="none" w:color="auto" w:sz="0"/>
+            </w:tcBorders>
+            <w:tcMar>
+              <w:top w:type="dxa" w:w="20"/>
+              <w:left w:type="dxa" w:w="0"/>
+              <w:bottom w:type="dxa" w:w="20"/>
+              <w:right w:type="dxa" w:w="0"/>
+            </w:tcMar>
+          </w:tcPr>
+          <w:p>
+            <w:pPr>
+              <w:jc w:val="left"/>
+            </w:pPr>
+            <w:r>
+              <w:t xml:space="preserve">N/Réf. : ATS/SSI/PC-00/2026</w:t>
+            </w:r>
+          </w:p>
+        </w:tc>
+        <w:tc>
+          <w:tcPr>
+            <w:tcW w:type="dxa" w:w="4082"/>
+            <w:tcBorders>
+              <w:top w:val="none" w:color="auto" w:sz="0"/>
+              <w:left w:val="none" w:color="auto" w:sz="0"/>
+              <w:bottom w:val="none" w:color="auto" w:sz="0"/>
+              <w:right w:val="none" w:color="auto" w:sz="0"/>
+            </w:tcBorders>
+            <w:tcMar>
+              <w:top w:type="dxa" w:w="20"/>
+              <w:left w:type="dxa" w:w="0"/>
+              <w:bottom w:type="dxa" w:w="20"/>
+              <w:right w:type="dxa" w:w="0"/>
+            </w:tcMar>
+          </w:tcPr>
+          <w:p>
+            <w:pPr>
+              <w:jc w:val="right"/>
+            </w:pPr>
+            <w:r>
+              <w:t xml:space="preserve">Kinshasa, le 10 septembre 2026</w:t>
+            </w:r>
+          </w:p>
+        </w:tc>
+      </w:tr>
+      <w:tr>
+        <w:tc>
+          <w:tcPr>
+            <w:tcW w:type="dxa" w:w="4990"/>
+            <w:tcBorders>
+              <w:top w:val="none" w:color="auto" w:sz="0"/>
+              <w:left w:val="none" w:color="auto" w:sz="0"/>
+              <w:bottom w:val="none" w:color="auto" w:sz="0"/>
+              <w:right w:val="none" w:color="auto" w:sz="0"/>
+            </w:tcBorders>
+            <w:tcMar>
+              <w:top w:type="dxa" w:w="20"/>
+              <w:left w:type="dxa" w:w="0"/>
+              <w:bottom w:type="dxa" w:w="20"/>
+              <w:right w:type="dxa" w:w="0"/>
+            </w:tcMar>
+          </w:tcPr>
+          <w:p>
+            <w:pPr>
+              <w:jc w:val="left"/>
+            </w:pPr>
+            <w:r>
+              <w:rPr>
+                <w:color w:val="404040"/>
+                <w:sz w:val="20"/>
+                <w:szCs w:val="20"/>
+              </w:rPr>
+              <w:t xml:space="preserve">Version 0.1 (projet)</w:t>
+            </w:r>
+          </w:p>
+        </w:tc>
+        <w:tc>
+          <w:tcPr>
+            <w:tcW w:type="dxa" w:w="4082"/>
+            <w:tcBorders>
+              <w:top w:val="none" w:color="auto" w:sz="0"/>
+              <w:left w:val="none" w:color="auto" w:sz="0"/>
+              <w:bottom w:val="none" w:color="auto" w:sz="0"/>
+              <w:right w:val="none" w:color="auto" w:sz="0"/>
+            </w:tcBorders>
+            <w:tcMar>
+              <w:top w:type="dxa" w:w="20"/>
+              <w:left w:type="dxa" w:w="0"/>
+              <w:bottom w:type="dxa" w:w="20"/>
+              <w:right w:type="dxa" w:w="0"/>
+            </w:tcMar>
+          </w:tcPr>
+          <w:p>
+            <w:pPr>
+              <w:jc w:val="right"/>
+            </w:pPr>
+            <w:r>
+              <w:t xml:space="preserve"/>
+            </w:r>
+          </w:p>
+        </w:tc>
+      </w:tr>
+    </w:tbl>
+    <w:p>
+      <w:pPr>
+        <w:spacing w:after="200"/>
+      </w:pPr>
+      <w:r>
+        <w:t xml:space="preserve"/>
+      </w:r>
+    </w:p>
+    <w:p>
+      <w:pPr>
+        <w:spacing w:after="60"/>
+        <w:jc w:val="center"/>
+      </w:pPr>
+      <w:r>
+        <w:rPr>
+          <w:b/>
+          <w:bCs/>
+          <w:color w:val="000000"/>
+          <w:sz w:val="28"/>
+          <w:szCs w:val="28"/>
+        </w:rPr>
+        <w:t xml:space="preserve">PÉRIMÈTRE ET CONTEXTE DU SMSI</w:t>
+      </w:r>
+    </w:p>
+    <w:p>
+      <w:pPr>
+        <w:spacing w:after="240"/>
+        <w:jc w:val="center"/>
+      </w:pPr>
+      <w:r>
+        <w:rPr>
+          <w:b w:val="false"/>
+          <w:bCs w:val="false"/>
+          <w:color w:val="404040"/>
+          <w:sz w:val="20"/>
+          <w:szCs w:val="20"/>
+        </w:rPr>
+        <w:t xml:space="preserve">Référence PC-00   /   Version 0.1 (projet)   /   Statut : projet à valider (périmètre choisi par la direction : option A)</w:t>
+      </w:r>
+    </w:p>
+    <w:p>
+      <w:pPr>
+        <w:pStyle w:val="Heading2"/>
+        <w:spacing w:after="120" w:before="240"/>
+      </w:pPr>
+      <w:r>
+        <w:rPr>
+          <w:b/>
+          <w:bCs/>
+        </w:rPr>
+        <w:t xml:space="preserve">NOTE D'UTILISATION</w:t>
+      </w:r>
+    </w:p>
+    <w:p>
+      <w:pPr>
+        <w:spacing w:after="140"/>
+        <w:jc w:val="both"/>
+      </w:pPr>
+      <w:r>
+        <w:t xml:space="preserve">C'est le document fondateur de la démarche. Il dit sur quoi porte la certification (le périmètre), dans quel contexte, et pour qui. Tous les autres documents s'y rattachent. Faire valider ce périmètre et ce contexte par la direction. S'y référer dans tous les autres documents (politique, risques, etc.). La prochaine étape consiste à approuver le périmètre, puis vérifier que les autres documents sont bien alignés dessus.</w:t>
+      </w:r>
+    </w:p>
+    <w:p>
+      <w:pPr>
+        <w:pStyle w:val="Heading2"/>
+        <w:spacing w:after="120" w:before="280"/>
+      </w:pPr>
+      <w:r>
+        <w:rPr>
+          <w:b/>
+          <w:bCs/>
+        </w:rPr>
+        <w:t xml:space="preserve">I. PRÉSENTATION DE L'ORGANISATION</w:t>
+      </w:r>
+    </w:p>
+    <w:p>
+      <w:pPr>
+        <w:spacing w:after="140"/>
+        <w:jc w:val="both"/>
+      </w:pPr>
+      <w:r>
+        <w:t xml:space="preserve">African Transport Systems (ATS Handling) est une société de services aéroportuaires opérant en République Démocratique du Congo : assistance en escale, fret, sûreté, manutention et support informatique. Son siège est à Kinshasa (immeuble Equity BCDC, 15 boulevard du 30 juin, Gombe).</w:t>
+      </w:r>
+    </w:p>
+    <w:p>
+      <w:pPr>
+        <w:spacing w:after="140"/>
+        <w:jc w:val="both"/>
+      </w:pPr>
+      <w:r>
+        <w:t xml:space="preserve">Sa division de solutions informatiques conçoit et exploite des produits numériques, dont la plateforme Police Bagage, destinée à la lutte contre la fraude bagages en aéroport.</w:t>
+      </w:r>
+    </w:p>
+    <w:p>
+      <w:pPr>
+        <w:pStyle w:val="Heading2"/>
+        <w:spacing w:after="120" w:before="280"/>
+      </w:pPr>
+      <w:r>
+        <w:rPr>
+          <w:b/>
+          <w:bCs/>
+        </w:rPr>
+        <w:t xml:space="preserve">II. PÉRIMÈTRE DU SMSI (CLAUSE 4.3)</w:t>
+      </w:r>
+    </w:p>
+    <w:p>
+      <w:pPr>
+        <w:spacing w:after="140"/>
+        <w:jc w:val="both"/>
+      </w:pPr>
+      <w:r>
+        <w:t xml:space="preserve">La direction a retenu, le 2026-09-10, le périmètre suivant (option A) :</w:t>
+      </w:r>
+    </w:p>
+    <w:p>
+      <w:pPr>
+        <w:spacing w:after="140"/>
+        <w:ind w:left="567" w:right="567"/>
+        <w:jc w:val="both"/>
+      </w:pPr>
+      <w:r>
+        <w:t xml:space="preserve">Le système de management de la sécurité de l'information couvre la conception, le développement, l'exploitation et la maintenance des systèmes d'information numériques d'ATS Handling RDC, dont la plateforme Police Bagage (application mobile, tableau de bord web, API) et les données associées, opérés depuis le siège de Kinshasa.</w:t>
+      </w:r>
+    </w:p>
+    <w:p>
+      <w:pPr>
+        <w:spacing w:after="140"/>
+        <w:jc w:val="both"/>
+      </w:pPr>
+      <w:r>
+        <w:t xml:space="preserve">Sont inclus dans le périmètre :</w:t>
       </w:r>
     </w:p>
     <w:p>
@@ -18,10 +357,11 @@
           <w:ilvl w:val="0"/>
           <w:numId w:val="1"/>
         </w:numPr>
-        <w:spacing w:after="60"/>
-      </w:pPr>
-      <w:r>
-        <w:t xml:space="preserve">Organisation : African Transport Systems (ATS Handling)</w:t>
+        <w:spacing w:after="80"/>
+        <w:jc w:val="both"/>
+      </w:pPr>
+      <w:r>
+        <w:t xml:space="preserve">Les applications : application mobile des agents (PDA Zebra Android), tableau de bord superviseur, portails publics (suivi bagage, vols, litige), et l'API de scan.</w:t>
       </w:r>
     </w:p>
     <w:p>
@@ -31,10 +371,11 @@
           <w:ilvl w:val="0"/>
           <w:numId w:val="1"/>
         </w:numPr>
-        <w:spacing w:after="60"/>
-      </w:pPr>
-      <w:r>
-        <w:t xml:space="preserve">Référence : PC-00</w:t>
+        <w:spacing w:after="80"/>
+        <w:jc w:val="both"/>
+      </w:pPr>
+      <w:r>
+        <w:t xml:space="preserve">La base de données et les services Supabase (PostgreSQL, authentification, temps réel).</w:t>
       </w:r>
     </w:p>
     <w:p>
@@ -44,10 +385,11 @@
           <w:ilvl w:val="0"/>
           <w:numId w:val="1"/>
         </w:numPr>
-        <w:spacing w:after="60"/>
-      </w:pPr>
-      <w:r>
-        <w:t xml:space="preserve">Version : 0.1 (projet)</w:t>
+        <w:spacing w:after="80"/>
+        <w:jc w:val="both"/>
+      </w:pPr>
+      <w:r>
+        <w:t xml:space="preserve">L'hébergement : Hostinger pour l'API, et l'hébergement des applications web.</w:t>
       </w:r>
     </w:p>
     <w:p>
@@ -57,10 +399,11 @@
           <w:ilvl w:val="0"/>
           <w:numId w:val="1"/>
         </w:numPr>
-        <w:spacing w:after="60"/>
-      </w:pPr>
-      <w:r>
-        <w:t xml:space="preserve">Date : 2026-09-10</w:t>
+        <w:spacing w:after="80"/>
+        <w:jc w:val="both"/>
+      </w:pPr>
+      <w:r>
+        <w:t xml:space="preserve">Les dépôts de code source (GitHub).</w:t>
       </w:r>
     </w:p>
     <w:p>
@@ -70,10 +413,11 @@
           <w:ilvl w:val="0"/>
           <w:numId w:val="1"/>
         </w:numPr>
-        <w:spacing w:after="60"/>
-      </w:pPr>
-      <w:r>
-        <w:t xml:space="preserve">Propriétaire du document : Direction d'ATS</w:t>
+        <w:spacing w:after="80"/>
+        <w:jc w:val="both"/>
+      </w:pPr>
+      <w:r>
+        <w:t xml:space="preserve">Les comptes et les rôles : administrateurs, superviseurs, agents.</w:t>
       </w:r>
     </w:p>
     <w:p>
@@ -83,10 +427,50 @@
           <w:ilvl w:val="0"/>
           <w:numId w:val="1"/>
         </w:numPr>
+        <w:spacing w:after="80"/>
+        <w:jc w:val="both"/>
+      </w:pPr>
+      <w:r>
+        <w:t xml:space="preserve">Les terminaux d'exploitation (PDA) et les postes des superviseurs utilisés pour ces systèmes.</w:t>
+      </w:r>
+    </w:p>
+    <w:p>
+      <w:pPr>
         <w:spacing w:after="60"/>
       </w:pPr>
       <w:r>
-        <w:t xml:space="preserve">Contrôle ISO/IEC 27001:2022 : Clauses 4.1, 4.2, 4.3</w:t>
+        <w:t xml:space="preserve"/>
+      </w:r>
+    </w:p>
+    <w:p>
+      <w:pPr>
+        <w:spacing w:after="140"/>
+        <w:jc w:val="both"/>
+      </w:pPr>
+      <w:r>
+        <w:t xml:space="preserve">L'application mobile des agents n'est pas publiée au grand public. Elle est distribuée en test fermé, depuis le compte développeur Google Play d'ATS, à une liste nominative de testeurs : seuls les agents dont l'adresse a été inscrite par l'administrateur peuvent l'installer, à partir d'un lien qui leur est envoyé. Les portails web de suivi bagage, de vols et de litige sont, eux, accessibles au public par nature.</w:t>
+      </w:r>
+    </w:p>
+    <w:p>
+      <w:pPr>
+        <w:spacing w:after="140"/>
+        <w:jc w:val="both"/>
+      </w:pPr>
+      <w:r>
+        <w:t xml:space="preserve">Sont exclus du périmètre à ce stade : les autres métiers d'ATS (fret physique, manutention, sûreté physique des escales, catering, restauration). Ils pourront être intégrés lors d'un élargissement ultérieur du périmètre.</w:t>
+      </w:r>
+    </w:p>
+    <w:p>
+      <w:pPr>
+        <w:pStyle w:val="Heading2"/>
+        <w:spacing w:after="120" w:before="280"/>
+      </w:pPr>
+      <w:r>
+        <w:rPr>
+          <w:b/>
+          <w:bCs/>
+        </w:rPr>
+        <w:t xml:space="preserve">III. CONTEXTE EXTERNE (CLAUSE 4.1)</w:t>
       </w:r>
     </w:p>
     <w:p>
@@ -96,39 +480,11 @@
           <w:ilvl w:val="0"/>
           <w:numId w:val="1"/>
         </w:numPr>
-        <w:spacing w:after="60"/>
-      </w:pPr>
-      <w:r>
-        <w:t xml:space="preserve">Statut : projet à valider (périmètre choisi par la direction : option A)</w:t>
-      </w:r>
-    </w:p>
-    <w:p>
-      <w:pPr>
-        <w:pStyle w:val="Heading2"/>
-        <w:spacing w:after="60" w:before="160"/>
-      </w:pPr>
-      <w:r>
-        <w:t xml:space="preserve">Comment utiliser ce document</w:t>
-      </w:r>
-    </w:p>
-    <w:p>
-      <w:pPr>
-        <w:spacing w:after="120"/>
-      </w:pPr>
-      <w:r>
-        <w:t xml:space="preserve">C'est le document fondateur de la démarche. Il dit sur quoi porte la certification (le périmètre), dans quel contexte, et pour qui. Tous les autres documents s'y rattachent.</w:t>
-      </w:r>
-    </w:p>
-    <w:p>
-      <w:pPr>
-        <w:spacing w:after="120"/>
-      </w:pPr>
-      <w:r>
-        <w:rPr>
-          <w:b/>
-          <w:bCs/>
-        </w:rPr>
-        <w:t xml:space="preserve">À faire :</w:t>
+        <w:spacing w:after="80"/>
+        <w:jc w:val="both"/>
+      </w:pPr>
+      <w:r>
+        <w:t xml:space="preserve">Clients : compagnies aériennes assistées (Air Congo, CAA), attentives à la confidentialité et à l'intégrité de leurs données de vol.</w:t>
       </w:r>
     </w:p>
     <w:p>
@@ -138,10 +494,11 @@
           <w:ilvl w:val="0"/>
           <w:numId w:val="1"/>
         </w:numPr>
-        <w:spacing w:after="60"/>
-      </w:pPr>
-      <w:r>
-        <w:t xml:space="preserve">Faire valider ce périmètre et ce contexte par la direction.</w:t>
+        <w:spacing w:after="80"/>
+        <w:jc w:val="both"/>
+      </w:pPr>
+      <w:r>
+        <w:t xml:space="preserve">Autorités : autorité de l'aviation civile et exploitant aéroportuaire (exigences de sûreté) ; autorité de protection des données personnelles.</w:t>
       </w:r>
     </w:p>
     <w:p>
@@ -151,83 +508,11 @@
           <w:ilvl w:val="0"/>
           <w:numId w:val="1"/>
         </w:numPr>
-        <w:spacing w:after="60"/>
-      </w:pPr>
-      <w:r>
-        <w:t xml:space="preserve">S'y référer dans tous les autres documents (politique, risques, etc.).</w:t>
-      </w:r>
-    </w:p>
-    <w:p>
-      <w:pPr>
-        <w:spacing w:after="120"/>
-      </w:pPr>
-      <w:r>
-        <w:rPr>
-          <w:b/>
-          <w:bCs/>
-        </w:rPr>
-        <w:t xml:space="preserve">Prochaine étape :</w:t>
-      </w:r>
-      <w:r>
-        <w:t xml:space="preserve"> approuver le périmètre, puis vérifier que les autres documents sont bien alignés dessus.</w:t>
-      </w:r>
-    </w:p>
-    <w:p>
-      <w:pPr>
-        <w:pStyle w:val="Heading2"/>
-        <w:spacing w:after="60" w:before="160"/>
-      </w:pPr>
-      <w:r>
-        <w:t xml:space="preserve">1. Présentation de l'organisation</w:t>
-      </w:r>
-    </w:p>
-    <w:p>
-      <w:pPr>
-        <w:spacing w:after="120"/>
-      </w:pPr>
-      <w:r>
-        <w:t xml:space="preserve">African Transport Systems (ATS Handling) est une société de services aéroportuaires opérant en République Démocratique du Congo : assistance en escale, fret, sûreté, manutention et support informatique. Son siège est à Kinshasa (immeuble Equity BCDC, 15 boulevard du 30 juin, Gombe).</w:t>
-      </w:r>
-    </w:p>
-    <w:p>
-      <w:pPr>
-        <w:spacing w:after="120"/>
-      </w:pPr>
-      <w:r>
-        <w:t xml:space="preserve">Sa division de solutions informatiques conçoit et exploite des produits numériques, dont la plateforme Police Bagage, destinée à la lutte contre la fraude bagages en aéroport.</w:t>
-      </w:r>
-    </w:p>
-    <w:p>
-      <w:pPr>
-        <w:pStyle w:val="Heading2"/>
-        <w:spacing w:after="60" w:before="160"/>
-      </w:pPr>
-      <w:r>
-        <w:t xml:space="preserve">2. Périmètre du SMSI (clause 4.3)</w:t>
-      </w:r>
-    </w:p>
-    <w:p>
-      <w:pPr>
-        <w:spacing w:after="120"/>
-      </w:pPr>
-      <w:r>
-        <w:t xml:space="preserve">La direction a retenu, le 2026-09-10, le périmètre suivant (option A) :</w:t>
-      </w:r>
-    </w:p>
-    <w:p>
-      <w:pPr>
-        <w:spacing w:after="120"/>
-      </w:pPr>
-      <w:r>
-        <w:t xml:space="preserve">Le système de management de la sécurité de l'information couvre la conception, le développement, l'exploitation et la maintenance des systèmes d'information numériques d'ATS Handling RDC, dont la plateforme Police Bagage (application mobile, tableau de bord web, API) et les données associées, opérés depuis le siège de Kinshasa.</w:t>
-      </w:r>
-    </w:p>
-    <w:p>
-      <w:pPr>
-        <w:spacing w:after="120"/>
-      </w:pPr>
-      <w:r>
-        <w:t xml:space="preserve">Sont inclus dans le périmètre :</w:t>
+        <w:spacing w:after="80"/>
+        <w:jc w:val="both"/>
+      </w:pPr>
+      <w:r>
+        <w:t xml:space="preserve">Fournisseurs : dépendance à des services externes (Supabase, Hostinger, GitHub, Expo).</w:t>
       </w:r>
     </w:p>
     <w:p>
@@ -237,10 +522,11 @@
           <w:ilvl w:val="0"/>
           <w:numId w:val="1"/>
         </w:numPr>
-        <w:spacing w:after="60"/>
-      </w:pPr>
-      <w:r>
-        <w:t xml:space="preserve">Les applications : application mobile des agents (PDA Zebra Android), tableau de bord superviseur, portails publics (suivi bagage, vols, litige), et l'API de scan.</w:t>
+        <w:spacing w:after="80"/>
+        <w:jc w:val="both"/>
+      </w:pPr>
+      <w:r>
+        <w:t xml:space="preserve">Menaces : cyberattaques, fuite de données, indisponibilité pendant les fenêtres d'embarquement.</w:t>
       </w:r>
     </w:p>
     <w:p>
@@ -250,10 +536,32 @@
           <w:ilvl w:val="0"/>
           <w:numId w:val="1"/>
         </w:numPr>
+        <w:spacing w:after="80"/>
+        <w:jc w:val="both"/>
+      </w:pPr>
+      <w:r>
+        <w:t xml:space="preserve">Marché : exigence croissante de preuves de sécurité de la part des partenaires.</w:t>
+      </w:r>
+    </w:p>
+    <w:p>
+      <w:pPr>
         <w:spacing w:after="60"/>
       </w:pPr>
       <w:r>
-        <w:t xml:space="preserve">La base de données et les services Supabase (PostgreSQL, authentification, temps réel).</w:t>
+        <w:t xml:space="preserve"/>
+      </w:r>
+    </w:p>
+    <w:p>
+      <w:pPr>
+        <w:pStyle w:val="Heading2"/>
+        <w:spacing w:after="120" w:before="280"/>
+      </w:pPr>
+      <w:r>
+        <w:rPr>
+          <w:b/>
+          <w:bCs/>
+        </w:rPr>
+        <w:t xml:space="preserve">IV. CONTEXTE INTERNE (CLAUSE 4.1)</w:t>
       </w:r>
     </w:p>
     <w:p>
@@ -263,10 +571,11 @@
           <w:ilvl w:val="0"/>
           <w:numId w:val="1"/>
         </w:numPr>
-        <w:spacing w:after="60"/>
-      </w:pPr>
-      <w:r>
-        <w:t xml:space="preserve">L'hébergement : Hostinger pour l'API, et l'hébergement des applications web.</w:t>
+        <w:spacing w:after="80"/>
+        <w:jc w:val="both"/>
+      </w:pPr>
+      <w:r>
+        <w:t xml:space="preserve">Une petite équipe informatique, avec plusieurs rôles cumulés sur une même personne.</w:t>
       </w:r>
     </w:p>
     <w:p>
@@ -276,10 +585,11 @@
           <w:ilvl w:val="0"/>
           <w:numId w:val="1"/>
         </w:numPr>
-        <w:spacing w:after="60"/>
-      </w:pPr>
-      <w:r>
-        <w:t xml:space="preserve">Les dépôts de code source (GitHub).</w:t>
+        <w:spacing w:after="80"/>
+        <w:jc w:val="both"/>
+      </w:pPr>
+      <w:r>
+        <w:t xml:space="preserve">Des données sensibles traitées : données personnelles des passagers, données anti-fraude.</w:t>
       </w:r>
     </w:p>
     <w:p>
@@ -289,10 +599,11 @@
           <w:ilvl w:val="0"/>
           <w:numId w:val="1"/>
         </w:numPr>
-        <w:spacing w:after="60"/>
-      </w:pPr>
-      <w:r>
-        <w:t xml:space="preserve">Les comptes et les rôles : administrateurs, superviseurs, agents.</w:t>
+        <w:spacing w:after="80"/>
+        <w:jc w:val="both"/>
+      </w:pPr>
+      <w:r>
+        <w:t xml:space="preserve">Une croissance prévue vers le multi-compagnies.</w:t>
       </w:r>
     </w:p>
     <w:p>
@@ -302,179 +613,49 @@
           <w:ilvl w:val="0"/>
           <w:numId w:val="1"/>
         </w:numPr>
+        <w:spacing w:after="80"/>
+        <w:jc w:val="both"/>
+      </w:pPr>
+      <w:r>
+        <w:t xml:space="preserve">Un environnement encore en consolidation (séparation dev/prod à compléter).</w:t>
+      </w:r>
+    </w:p>
+    <w:p>
+      <w:pPr>
         <w:spacing w:after="60"/>
       </w:pPr>
       <w:r>
-        <w:t xml:space="preserve">Les terminaux d'exploitation (PDA) et les postes des superviseurs utilisés pour ces systèmes.</w:t>
-      </w:r>
-    </w:p>
-    <w:p>
-      <w:pPr>
-        <w:spacing w:after="120"/>
-      </w:pPr>
-      <w:r>
-        <w:t xml:space="preserve">Sont exclus du périmètre à ce stade : les autres métiers d'ATS (fret physique, manutention, sûreté physique des escales, catering, restauration). Ils pourront être intégrés lors d'un élargissement ultérieur du périmètre.</w:t>
+        <w:t xml:space="preserve"/>
       </w:r>
     </w:p>
     <w:p>
       <w:pPr>
         <w:pStyle w:val="Heading2"/>
-        <w:spacing w:after="60" w:before="160"/>
-      </w:pPr>
-      <w:r>
-        <w:t xml:space="preserve">3. Contexte externe (clause 4.1)</w:t>
-      </w:r>
-    </w:p>
-    <w:p>
-      <w:pPr>
-        <w:pStyle w:val="ListParagraph"/>
-        <w:numPr>
-          <w:ilvl w:val="0"/>
-          <w:numId w:val="1"/>
-        </w:numPr>
-        <w:spacing w:after="60"/>
-      </w:pPr>
-      <w:r>
-        <w:t xml:space="preserve">Clients : compagnies aériennes assistées (Air Congo, CAA), attentives à la confidentialité et à l'intégrité de leurs données de vol.</w:t>
-      </w:r>
-    </w:p>
-    <w:p>
-      <w:pPr>
-        <w:pStyle w:val="ListParagraph"/>
-        <w:numPr>
-          <w:ilvl w:val="0"/>
-          <w:numId w:val="1"/>
-        </w:numPr>
-        <w:spacing w:after="60"/>
-      </w:pPr>
-      <w:r>
-        <w:t xml:space="preserve">Autorités : autorité de l'aviation civile et exploitant aéroportuaire (exigences de sûreté) ; autorité de protection des données personnelles.</w:t>
-      </w:r>
-    </w:p>
-    <w:p>
-      <w:pPr>
-        <w:pStyle w:val="ListParagraph"/>
-        <w:numPr>
-          <w:ilvl w:val="0"/>
-          <w:numId w:val="1"/>
-        </w:numPr>
-        <w:spacing w:after="60"/>
-      </w:pPr>
-      <w:r>
-        <w:t xml:space="preserve">Fournisseurs : dépendance à des services externes (Supabase, Hostinger, GitHub, Expo).</w:t>
-      </w:r>
-    </w:p>
-    <w:p>
-      <w:pPr>
-        <w:pStyle w:val="ListParagraph"/>
-        <w:numPr>
-          <w:ilvl w:val="0"/>
-          <w:numId w:val="1"/>
-        </w:numPr>
-        <w:spacing w:after="60"/>
-      </w:pPr>
-      <w:r>
-        <w:t xml:space="preserve">Menaces : cyberattaques, fuite de données, indisponibilité pendant les fenêtres d'embarquement.</w:t>
-      </w:r>
-    </w:p>
-    <w:p>
-      <w:pPr>
-        <w:pStyle w:val="ListParagraph"/>
-        <w:numPr>
-          <w:ilvl w:val="0"/>
-          <w:numId w:val="1"/>
-        </w:numPr>
-        <w:spacing w:after="60"/>
-      </w:pPr>
-      <w:r>
-        <w:t xml:space="preserve">Marché : exigence croissante de preuves de sécurité de la part des partenaires.</w:t>
-      </w:r>
-    </w:p>
-    <w:p>
-      <w:pPr>
-        <w:pStyle w:val="Heading2"/>
-        <w:spacing w:after="60" w:before="160"/>
-      </w:pPr>
-      <w:r>
-        <w:t xml:space="preserve">4. Contexte interne (clause 4.1)</w:t>
-      </w:r>
-    </w:p>
-    <w:p>
-      <w:pPr>
-        <w:pStyle w:val="ListParagraph"/>
-        <w:numPr>
-          <w:ilvl w:val="0"/>
-          <w:numId w:val="1"/>
-        </w:numPr>
-        <w:spacing w:after="60"/>
-      </w:pPr>
-      <w:r>
-        <w:t xml:space="preserve">Une petite équipe informatique, avec plusieurs rôles cumulés sur une même personne.</w:t>
-      </w:r>
-    </w:p>
-    <w:p>
-      <w:pPr>
-        <w:pStyle w:val="ListParagraph"/>
-        <w:numPr>
-          <w:ilvl w:val="0"/>
-          <w:numId w:val="1"/>
-        </w:numPr>
-        <w:spacing w:after="60"/>
-      </w:pPr>
-      <w:r>
-        <w:t xml:space="preserve">Des données sensibles traitées : données personnelles des passagers, données anti-fraude.</w:t>
-      </w:r>
-    </w:p>
-    <w:p>
-      <w:pPr>
-        <w:pStyle w:val="ListParagraph"/>
-        <w:numPr>
-          <w:ilvl w:val="0"/>
-          <w:numId w:val="1"/>
-        </w:numPr>
-        <w:spacing w:after="60"/>
-      </w:pPr>
-      <w:r>
-        <w:t xml:space="preserve">Une croissance prévue vers le multi-compagnies.</w:t>
-      </w:r>
-    </w:p>
-    <w:p>
-      <w:pPr>
-        <w:pStyle w:val="ListParagraph"/>
-        <w:numPr>
-          <w:ilvl w:val="0"/>
-          <w:numId w:val="1"/>
-        </w:numPr>
-        <w:spacing w:after="60"/>
-      </w:pPr>
-      <w:r>
-        <w:t xml:space="preserve">Un environnement encore en consolidation (séparation dev/prod à compléter).</w:t>
-      </w:r>
-    </w:p>
-    <w:p>
-      <w:pPr>
-        <w:pStyle w:val="Heading2"/>
-        <w:spacing w:after="60" w:before="160"/>
-      </w:pPr>
-      <w:r>
-        <w:t xml:space="preserve">5. Parties intéressées et attentes (clause 4.2)</w:t>
+        <w:spacing w:after="120" w:before="280"/>
+      </w:pPr>
+      <w:r>
+        <w:rPr>
+          <w:b/>
+          <w:bCs/>
+        </w:rPr>
+        <w:t xml:space="preserve">V. PARTIES INTÉRESSÉES ET ATTENTES (CLAUSE 4.2)</w:t>
       </w:r>
     </w:p>
     <w:tbl>
       <w:tblPr>
-        <w:tblW w:type="dxa" w:w="9972"/>
+        <w:tblW w:type="dxa" w:w="9072"/>
         <w:tblBorders>
-          <w:top w:val="single" w:color="BFBFBF" w:sz="4"/>
-          <w:left w:val="single" w:color="BFBFBF" w:sz="4"/>
-          <w:bottom w:val="single" w:color="BFBFBF" w:sz="4"/>
-          <w:right w:val="single" w:color="BFBFBF" w:sz="4"/>
-          <w:insideH w:val="single" w:color="BFBFBF" w:sz="4"/>
-          <w:insideV w:val="single" w:color="BFBFBF" w:sz="4"/>
+          <w:top w:val="single" w:color="7F7F7F" w:sz="4"/>
+          <w:left w:val="single" w:color="7F7F7F" w:sz="4"/>
+          <w:bottom w:val="single" w:color="7F7F7F" w:sz="4"/>
+          <w:right w:val="single" w:color="7F7F7F" w:sz="4"/>
+          <w:insideH w:val="single" w:color="7F7F7F" w:sz="4"/>
+          <w:insideV w:val="single" w:color="7F7F7F" w:sz="4"/>
         </w:tblBorders>
       </w:tblPr>
       <w:tblGrid>
-        <w:gridCol w:w="4986"/>
-        <w:gridCol w:w="4986"/>
+        <w:gridCol w:w="4536"/>
+        <w:gridCol w:w="4536"/>
       </w:tblGrid>
       <w:tr>
         <w:trPr>
@@ -482,34 +663,46 @@
         </w:trPr>
         <w:tc>
           <w:tcPr>
-            <w:tcW w:type="dxa" w:w="4986"/>
-            <w:shd w:fill="F2F2F2" w:color="auto" w:val="clear"/>
-            <w:tcMar>
-              <w:top w:type="dxa" w:w="40"/>
+            <w:tcW w:type="dxa" w:w="4536"/>
+            <w:shd w:fill="EDEDED" w:color="auto" w:val="clear"/>
+            <w:tcMar>
+              <w:top w:type="dxa" w:w="50"/>
               <w:left w:type="dxa" w:w="90"/>
-              <w:bottom w:type="dxa" w:w="40"/>
+              <w:bottom w:type="dxa" w:w="50"/>
               <w:right w:type="dxa" w:w="90"/>
             </w:tcMar>
           </w:tcPr>
           <w:p>
             <w:r>
+              <w:rPr>
+                <w:b/>
+                <w:bCs/>
+                <w:sz w:val="20"/>
+                <w:szCs w:val="20"/>
+              </w:rPr>
               <w:t xml:space="preserve">Partie intéressée</w:t>
             </w:r>
           </w:p>
         </w:tc>
         <w:tc>
           <w:tcPr>
-            <w:tcW w:type="dxa" w:w="4986"/>
-            <w:shd w:fill="F2F2F2" w:color="auto" w:val="clear"/>
-            <w:tcMar>
-              <w:top w:type="dxa" w:w="40"/>
+            <w:tcW w:type="dxa" w:w="4536"/>
+            <w:shd w:fill="EDEDED" w:color="auto" w:val="clear"/>
+            <w:tcMar>
+              <w:top w:type="dxa" w:w="50"/>
               <w:left w:type="dxa" w:w="90"/>
-              <w:bottom w:type="dxa" w:w="40"/>
+              <w:bottom w:type="dxa" w:w="50"/>
               <w:right w:type="dxa" w:w="90"/>
             </w:tcMar>
           </w:tcPr>
           <w:p>
             <w:r>
+              <w:rPr>
+                <w:b/>
+                <w:bCs/>
+                <w:sz w:val="20"/>
+                <w:szCs w:val="20"/>
+              </w:rPr>
               <w:t xml:space="preserve">Attente principale</w:t>
             </w:r>
           </w:p>
@@ -518,32 +711,40 @@
       <w:tr>
         <w:tc>
           <w:tcPr>
-            <w:tcW w:type="dxa" w:w="4986"/>
-            <w:tcMar>
-              <w:top w:type="dxa" w:w="40"/>
+            <w:tcW w:type="dxa" w:w="4536"/>
+            <w:tcMar>
+              <w:top w:type="dxa" w:w="50"/>
               <w:left w:type="dxa" w:w="90"/>
-              <w:bottom w:type="dxa" w:w="40"/>
+              <w:bottom w:type="dxa" w:w="50"/>
               <w:right w:type="dxa" w:w="90"/>
             </w:tcMar>
           </w:tcPr>
           <w:p>
             <w:r>
+              <w:rPr>
+                <w:sz w:val="20"/>
+                <w:szCs w:val="20"/>
+              </w:rPr>
               <w:t xml:space="preserve">Direction d'ATS</w:t>
             </w:r>
           </w:p>
         </w:tc>
         <w:tc>
           <w:tcPr>
-            <w:tcW w:type="dxa" w:w="4986"/>
-            <w:tcMar>
-              <w:top w:type="dxa" w:w="40"/>
+            <w:tcW w:type="dxa" w:w="4536"/>
+            <w:tcMar>
+              <w:top w:type="dxa" w:w="50"/>
               <w:left w:type="dxa" w:w="90"/>
-              <w:bottom w:type="dxa" w:w="40"/>
+              <w:bottom w:type="dxa" w:w="50"/>
               <w:right w:type="dxa" w:w="90"/>
             </w:tcMar>
           </w:tcPr>
           <w:p>
             <w:r>
+              <w:rPr>
+                <w:sz w:val="20"/>
+                <w:szCs w:val="20"/>
+              </w:rPr>
               <w:t xml:space="preserve">Maîtrise du risque, image, conformité pour les contrats</w:t>
             </w:r>
           </w:p>
@@ -552,32 +753,40 @@
       <w:tr>
         <w:tc>
           <w:tcPr>
-            <w:tcW w:type="dxa" w:w="4986"/>
-            <w:tcMar>
-              <w:top w:type="dxa" w:w="40"/>
+            <w:tcW w:type="dxa" w:w="4536"/>
+            <w:tcMar>
+              <w:top w:type="dxa" w:w="50"/>
               <w:left w:type="dxa" w:w="90"/>
-              <w:bottom w:type="dxa" w:w="40"/>
+              <w:bottom w:type="dxa" w:w="50"/>
               <w:right w:type="dxa" w:w="90"/>
             </w:tcMar>
           </w:tcPr>
           <w:p>
             <w:r>
+              <w:rPr>
+                <w:sz w:val="20"/>
+                <w:szCs w:val="20"/>
+              </w:rPr>
               <w:t xml:space="preserve">Compagnies aériennes clientes</w:t>
             </w:r>
           </w:p>
         </w:tc>
         <w:tc>
           <w:tcPr>
-            <w:tcW w:type="dxa" w:w="4986"/>
-            <w:tcMar>
-              <w:top w:type="dxa" w:w="40"/>
+            <w:tcW w:type="dxa" w:w="4536"/>
+            <w:tcMar>
+              <w:top w:type="dxa" w:w="50"/>
               <w:left w:type="dxa" w:w="90"/>
-              <w:bottom w:type="dxa" w:w="40"/>
+              <w:bottom w:type="dxa" w:w="50"/>
               <w:right w:type="dxa" w:w="90"/>
             </w:tcMar>
           </w:tcPr>
           <w:p>
             <w:r>
+              <w:rPr>
+                <w:sz w:val="20"/>
+                <w:szCs w:val="20"/>
+              </w:rPr>
               <w:t xml:space="preserve">Confidentialité et intégrité de leurs données de vol</w:t>
             </w:r>
           </w:p>
@@ -586,32 +795,40 @@
       <w:tr>
         <w:tc>
           <w:tcPr>
-            <w:tcW w:type="dxa" w:w="4986"/>
-            <w:tcMar>
-              <w:top w:type="dxa" w:w="40"/>
+            <w:tcW w:type="dxa" w:w="4536"/>
+            <w:tcMar>
+              <w:top w:type="dxa" w:w="50"/>
               <w:left w:type="dxa" w:w="90"/>
-              <w:bottom w:type="dxa" w:w="40"/>
+              <w:bottom w:type="dxa" w:w="50"/>
               <w:right w:type="dxa" w:w="90"/>
             </w:tcMar>
           </w:tcPr>
           <w:p>
             <w:r>
+              <w:rPr>
+                <w:sz w:val="20"/>
+                <w:szCs w:val="20"/>
+              </w:rPr>
               <w:t xml:space="preserve">Autorité de l'aviation civile et aéroport</w:t>
             </w:r>
           </w:p>
         </w:tc>
         <w:tc>
           <w:tcPr>
-            <w:tcW w:type="dxa" w:w="4986"/>
-            <w:tcMar>
-              <w:top w:type="dxa" w:w="40"/>
+            <w:tcW w:type="dxa" w:w="4536"/>
+            <w:tcMar>
+              <w:top w:type="dxa" w:w="50"/>
               <w:left w:type="dxa" w:w="90"/>
-              <w:bottom w:type="dxa" w:w="40"/>
+              <w:bottom w:type="dxa" w:w="50"/>
               <w:right w:type="dxa" w:w="90"/>
             </w:tcMar>
           </w:tcPr>
           <w:p>
             <w:r>
+              <w:rPr>
+                <w:sz w:val="20"/>
+                <w:szCs w:val="20"/>
+              </w:rPr>
               <w:t xml:space="preserve">Conformité aux exigences de sûreté</w:t>
             </w:r>
           </w:p>
@@ -620,32 +837,40 @@
       <w:tr>
         <w:tc>
           <w:tcPr>
-            <w:tcW w:type="dxa" w:w="4986"/>
-            <w:tcMar>
-              <w:top w:type="dxa" w:w="40"/>
+            <w:tcW w:type="dxa" w:w="4536"/>
+            <w:tcMar>
+              <w:top w:type="dxa" w:w="50"/>
               <w:left w:type="dxa" w:w="90"/>
-              <w:bottom w:type="dxa" w:w="40"/>
+              <w:bottom w:type="dxa" w:w="50"/>
               <w:right w:type="dxa" w:w="90"/>
             </w:tcMar>
           </w:tcPr>
           <w:p>
             <w:r>
+              <w:rPr>
+                <w:sz w:val="20"/>
+                <w:szCs w:val="20"/>
+              </w:rPr>
               <w:t xml:space="preserve">Passagers</w:t>
             </w:r>
           </w:p>
         </w:tc>
         <w:tc>
           <w:tcPr>
-            <w:tcW w:type="dxa" w:w="4986"/>
-            <w:tcMar>
-              <w:top w:type="dxa" w:w="40"/>
+            <w:tcW w:type="dxa" w:w="4536"/>
+            <w:tcMar>
+              <w:top w:type="dxa" w:w="50"/>
               <w:left w:type="dxa" w:w="90"/>
-              <w:bottom w:type="dxa" w:w="40"/>
+              <w:bottom w:type="dxa" w:w="50"/>
               <w:right w:type="dxa" w:w="90"/>
             </w:tcMar>
           </w:tcPr>
           <w:p>
             <w:r>
+              <w:rPr>
+                <w:sz w:val="20"/>
+                <w:szCs w:val="20"/>
+              </w:rPr>
               <w:t xml:space="preserve">Protection de leurs données personnelles</w:t>
             </w:r>
           </w:p>
@@ -654,32 +879,40 @@
       <w:tr>
         <w:tc>
           <w:tcPr>
-            <w:tcW w:type="dxa" w:w="4986"/>
-            <w:tcMar>
-              <w:top w:type="dxa" w:w="40"/>
+            <w:tcW w:type="dxa" w:w="4536"/>
+            <w:tcMar>
+              <w:top w:type="dxa" w:w="50"/>
               <w:left w:type="dxa" w:w="90"/>
-              <w:bottom w:type="dxa" w:w="40"/>
+              <w:bottom w:type="dxa" w:w="50"/>
               <w:right w:type="dxa" w:w="90"/>
             </w:tcMar>
           </w:tcPr>
           <w:p>
             <w:r>
+              <w:rPr>
+                <w:sz w:val="20"/>
+                <w:szCs w:val="20"/>
+              </w:rPr>
               <w:t xml:space="preserve">Autorité de protection des données</w:t>
             </w:r>
           </w:p>
         </w:tc>
         <w:tc>
           <w:tcPr>
-            <w:tcW w:type="dxa" w:w="4986"/>
-            <w:tcMar>
-              <w:top w:type="dxa" w:w="40"/>
+            <w:tcW w:type="dxa" w:w="4536"/>
+            <w:tcMar>
+              <w:top w:type="dxa" w:w="50"/>
               <w:left w:type="dxa" w:w="90"/>
-              <w:bottom w:type="dxa" w:w="40"/>
+              <w:bottom w:type="dxa" w:w="50"/>
               <w:right w:type="dxa" w:w="90"/>
             </w:tcMar>
           </w:tcPr>
           <w:p>
             <w:r>
+              <w:rPr>
+                <w:sz w:val="20"/>
+                <w:szCs w:val="20"/>
+              </w:rPr>
               <w:t xml:space="preserve">Respect de la réglementation applicable</w:t>
             </w:r>
           </w:p>
@@ -688,32 +921,40 @@
       <w:tr>
         <w:tc>
           <w:tcPr>
-            <w:tcW w:type="dxa" w:w="4986"/>
-            <w:tcMar>
-              <w:top w:type="dxa" w:w="40"/>
+            <w:tcW w:type="dxa" w:w="4536"/>
+            <w:tcMar>
+              <w:top w:type="dxa" w:w="50"/>
               <w:left w:type="dxa" w:w="90"/>
-              <w:bottom w:type="dxa" w:w="40"/>
+              <w:bottom w:type="dxa" w:w="50"/>
               <w:right w:type="dxa" w:w="90"/>
             </w:tcMar>
           </w:tcPr>
           <w:p>
             <w:r>
+              <w:rPr>
+                <w:sz w:val="20"/>
+                <w:szCs w:val="20"/>
+              </w:rPr>
               <w:t xml:space="preserve">Agents et superviseurs</w:t>
             </w:r>
           </w:p>
         </w:tc>
         <w:tc>
           <w:tcPr>
-            <w:tcW w:type="dxa" w:w="4986"/>
-            <w:tcMar>
-              <w:top w:type="dxa" w:w="40"/>
+            <w:tcW w:type="dxa" w:w="4536"/>
+            <w:tcMar>
+              <w:top w:type="dxa" w:w="50"/>
               <w:left w:type="dxa" w:w="90"/>
-              <w:bottom w:type="dxa" w:w="40"/>
+              <w:bottom w:type="dxa" w:w="50"/>
               <w:right w:type="dxa" w:w="90"/>
             </w:tcMar>
           </w:tcPr>
           <w:p>
             <w:r>
+              <w:rPr>
+                <w:sz w:val="20"/>
+                <w:szCs w:val="20"/>
+              </w:rPr>
               <w:t xml:space="preserve">Outils fiables et règles claires</w:t>
             </w:r>
           </w:p>
@@ -722,32 +963,40 @@
       <w:tr>
         <w:tc>
           <w:tcPr>
-            <w:tcW w:type="dxa" w:w="4986"/>
-            <w:tcMar>
-              <w:top w:type="dxa" w:w="40"/>
+            <w:tcW w:type="dxa" w:w="4536"/>
+            <w:tcMar>
+              <w:top w:type="dxa" w:w="50"/>
               <w:left w:type="dxa" w:w="90"/>
-              <w:bottom w:type="dxa" w:w="40"/>
+              <w:bottom w:type="dxa" w:w="50"/>
               <w:right w:type="dxa" w:w="90"/>
             </w:tcMar>
           </w:tcPr>
           <w:p>
             <w:r>
+              <w:rPr>
+                <w:sz w:val="20"/>
+                <w:szCs w:val="20"/>
+              </w:rPr>
               <w:t xml:space="preserve">Fournisseurs (Supabase, Hostinger, GitHub, Expo)</w:t>
             </w:r>
           </w:p>
         </w:tc>
         <w:tc>
           <w:tcPr>
-            <w:tcW w:type="dxa" w:w="4986"/>
-            <w:tcMar>
-              <w:top w:type="dxa" w:w="40"/>
+            <w:tcW w:type="dxa" w:w="4536"/>
+            <w:tcMar>
+              <w:top w:type="dxa" w:w="50"/>
               <w:left w:type="dxa" w:w="90"/>
-              <w:bottom w:type="dxa" w:w="40"/>
+              <w:bottom w:type="dxa" w:w="50"/>
               <w:right w:type="dxa" w:w="90"/>
             </w:tcMar>
           </w:tcPr>
           <w:p>
             <w:r>
+              <w:rPr>
+                <w:sz w:val="20"/>
+                <w:szCs w:val="20"/>
+              </w:rPr>
               <w:t xml:space="preserve">Engagements de service et de sécurité</w:t>
             </w:r>
           </w:p>
@@ -756,7 +1005,7 @@
     </w:tbl>
     <w:p>
       <w:pPr>
-        <w:spacing w:after="120"/>
+        <w:spacing w:after="140"/>
       </w:pPr>
       <w:r>
         <w:t xml:space="preserve"/>
@@ -765,15 +1014,20 @@
     <w:p>
       <w:pPr>
         <w:pStyle w:val="Heading2"/>
-        <w:spacing w:after="60" w:before="160"/>
-      </w:pPr>
-      <w:r>
-        <w:t xml:space="preserve">6. Interfaces et dépendances</w:t>
-      </w:r>
-    </w:p>
-    <w:p>
-      <w:pPr>
-        <w:spacing w:after="120"/>
+        <w:spacing w:after="120" w:before="280"/>
+      </w:pPr>
+      <w:r>
+        <w:rPr>
+          <w:b/>
+          <w:bCs/>
+        </w:rPr>
+        <w:t xml:space="preserve">VI. INTERFACES ET DÉPENDANCES</w:t>
+      </w:r>
+    </w:p>
+    <w:p>
+      <w:pPr>
+        <w:spacing w:after="140"/>
+        <w:jc w:val="both"/>
       </w:pPr>
       <w:r>
         <w:t xml:space="preserve">Le périmètre s'appuie sur des services externes (Supabase, Hostinger, GitHub, Expo) qui hébergent ou soutiennent les systèmes. Leur sécurité est suivie au titre des relations fournisseurs (voir SOA-03, mesures A.5.19 à A.5.23).</w:t>
@@ -782,23 +1036,142 @@
     <w:p>
       <w:pPr>
         <w:pStyle w:val="Heading2"/>
-        <w:spacing w:after="60" w:before="160"/>
-      </w:pPr>
-      <w:r>
-        <w:t xml:space="preserve">7. Revue</w:t>
-      </w:r>
-    </w:p>
-    <w:p>
-      <w:pPr>
-        <w:spacing w:after="120"/>
+        <w:spacing w:after="120" w:before="280"/>
+      </w:pPr>
+      <w:r>
+        <w:rPr>
+          <w:b/>
+          <w:bCs/>
+        </w:rPr>
+        <w:t xml:space="preserve">VII. REVUE</w:t>
+      </w:r>
+    </w:p>
+    <w:p>
+      <w:pPr>
+        <w:spacing w:after="140"/>
+        <w:jc w:val="both"/>
       </w:pPr>
       <w:r>
         <w:t xml:space="preserve">Le périmètre et le contexte sont revus au moins une fois par an, et à chaque changement majeur (élargissement du périmètre, nouveau système, nouvel environnement). Toute évolution est validée par la direction lors de la revue de direction (RD-05).</w:t>
       </w:r>
     </w:p>
+    <w:p>
+      <w:pPr>
+        <w:spacing w:after="240" w:before="400"/>
+        <w:jc w:val="right"/>
+      </w:pPr>
+      <w:r>
+        <w:t xml:space="preserve">Fait à Kinshasa, le 10 septembre 2026.</w:t>
+      </w:r>
+    </w:p>
+    <w:tbl>
+      <w:tblPr>
+        <w:tblW w:type="dxa" w:w="9072"/>
+        <w:tblBorders>
+          <w:top w:val="none" w:color="auto" w:sz="0"/>
+          <w:left w:val="none" w:color="auto" w:sz="0"/>
+          <w:bottom w:val="none" w:color="auto" w:sz="0"/>
+          <w:right w:val="none" w:color="auto" w:sz="0"/>
+          <w:insideH w:val="none" w:color="auto" w:sz="0"/>
+          <w:insideV w:val="none" w:color="auto" w:sz="0"/>
+        </w:tblBorders>
+      </w:tblPr>
+      <w:tblGrid>
+        <w:gridCol w:w="4536"/>
+        <w:gridCol w:w="4536"/>
+      </w:tblGrid>
+      <w:tr>
+        <w:tc>
+          <w:tcPr>
+            <w:tcW w:type="dxa" w:w="4536"/>
+            <w:tcBorders>
+              <w:top w:val="none" w:color="auto" w:sz="0"/>
+              <w:left w:val="none" w:color="auto" w:sz="0"/>
+              <w:bottom w:val="none" w:color="auto" w:sz="0"/>
+              <w:right w:val="none" w:color="auto" w:sz="0"/>
+            </w:tcBorders>
+            <w:tcMar>
+              <w:top w:type="dxa" w:w="40"/>
+              <w:left w:type="dxa" w:w="0"/>
+              <w:bottom w:type="dxa" w:w="40"/>
+              <w:right w:type="dxa" w:w="0"/>
+            </w:tcMar>
+          </w:tcPr>
+          <w:p>
+            <w:pPr>
+              <w:spacing w:after="720"/>
+              <w:jc w:val="center"/>
+            </w:pPr>
+            <w:r>
+              <w:t xml:space="preserve">Le Responsable de la Sécurité de l'Information</w:t>
+            </w:r>
+          </w:p>
+          <w:p>
+            <w:pPr>
+              <w:jc w:val="center"/>
+            </w:pPr>
+            <w:r>
+              <w:rPr>
+                <w:b/>
+                <w:bCs/>
+              </w:rPr>
+              <w:t xml:space="preserve">Martin Bitha</w:t>
+            </w:r>
+          </w:p>
+        </w:tc>
+        <w:tc>
+          <w:tcPr>
+            <w:tcW w:type="dxa" w:w="4536"/>
+            <w:tcBorders>
+              <w:top w:val="none" w:color="auto" w:sz="0"/>
+              <w:left w:val="none" w:color="auto" w:sz="0"/>
+              <w:bottom w:val="none" w:color="auto" w:sz="0"/>
+              <w:right w:val="none" w:color="auto" w:sz="0"/>
+            </w:tcBorders>
+            <w:tcMar>
+              <w:top w:type="dxa" w:w="40"/>
+              <w:left w:type="dxa" w:w="0"/>
+              <w:bottom w:type="dxa" w:w="40"/>
+              <w:right w:type="dxa" w:w="0"/>
+            </w:tcMar>
+          </w:tcPr>
+          <w:p>
+            <w:pPr>
+              <w:spacing w:after="40"/>
+              <w:jc w:val="center"/>
+            </w:pPr>
+            <w:r>
+              <w:t xml:space="preserve">Vu et approuvé,</w:t>
+            </w:r>
+          </w:p>
+          <w:p>
+            <w:pPr>
+              <w:spacing w:after="720"/>
+              <w:jc w:val="center"/>
+            </w:pPr>
+            <w:r>
+              <w:t xml:space="preserve">Le Directeur Général</w:t>
+            </w:r>
+          </w:p>
+          <w:p>
+            <w:pPr>
+              <w:jc w:val="center"/>
+            </w:pPr>
+            <w:r>
+              <w:rPr>
+                <w:b/>
+                <w:bCs/>
+              </w:rPr>
+              <w:t xml:space="preserve">Michel TSHEFU</w:t>
+            </w:r>
+          </w:p>
+        </w:tc>
+      </w:tr>
+    </w:tbl>
     <w:sectPr>
-      <w:pgSz w:w="12240" w:h="15840" w:orient="portrait"/>
-      <w:pgMar w:top="1134" w:right="1134" w:bottom="1134" w:left="1134" w:header="708" w:footer="708" w:gutter="0"/>
+      <w:footerReference w:type="default" r:id="rId7"/>
+      <w:pgSz w:w="11906" w:h="16838" w:orient="portrait"/>
+      <w:pgMar w:top="1417" w:right="1417" w:bottom="1417" w:left="1417" w:header="708" w:footer="708" w:gutter="0"/>
       <w:pgNumType/>
       <w:docGrid w:linePitch="360"/>
     </w:sectPr>
@@ -845,6 +1218,54 @@
     </w:p>
   </w:endnote>
 </w:endnotes>
+</file>
+
+<file path=word/footer1.xml><?xml version="1.0" encoding="utf-8"?>
+<w:ftr xmlns:wpc="http://schemas.microsoft.com/office/word/2010/wordprocessingCanvas" xmlns:mc="http://schemas.openxmlformats.org/markup-compatibility/2006" xmlns:o="urn:schemas-microsoft-com:office:office" xmlns:r="http://schemas.openxmlformats.org/officeDocument/2006/relationships" xmlns:m="http://schemas.openxmlformats.org/officeDocument/2006/math" xmlns:v="urn:schemas-microsoft-com:vml" xmlns:wp14="http://schemas.microsoft.com/office/word/2010/wordprocessingDrawing" xmlns:wp="http://schemas.openxmlformats.org/drawingml/2006/wordprocessingDrawing" xmlns:w10="urn:schemas-microsoft-com:office:word" xmlns:w="http://schemas.openxmlformats.org/wordprocessingml/2006/main" xmlns:w14="http://schemas.microsoft.com/office/word/2010/wordml" xmlns:w15="http://schemas.microsoft.com/office/word/2012/wordml" xmlns:wpg="http://schemas.microsoft.com/office/word/2010/wordprocessingGroup" xmlns:wpi="http://schemas.microsoft.com/office/word/2010/wordprocessingInk" xmlns:wne="http://schemas.microsoft.com/office/word/2006/wordml" xmlns:wps="http://schemas.microsoft.com/office/word/2010/wordprocessingShape">
+  <w:p>
+    <w:pPr>
+      <w:jc w:val="center"/>
+    </w:pPr>
+    <w:r>
+      <w:rPr>
+        <w:color w:val="404040"/>
+        <w:sz w:val="18"/>
+        <w:szCs w:val="18"/>
+      </w:rPr>
+      <w:t xml:space="preserve">African Transport Systems   /   Page </w:t>
+    </w:r>
+    <w:r>
+      <w:rPr>
+        <w:color w:val="404040"/>
+        <w:sz w:val="18"/>
+        <w:szCs w:val="18"/>
+      </w:rPr>
+      <w:fldChar w:fldCharType="begin"/>
+      <w:instrText xml:space="preserve">PAGE</w:instrText>
+      <w:fldChar w:fldCharType="separate"/>
+      <w:fldChar w:fldCharType="end"/>
+    </w:r>
+    <w:r>
+      <w:rPr>
+        <w:color w:val="404040"/>
+        <w:sz w:val="18"/>
+        <w:szCs w:val="18"/>
+      </w:rPr>
+      <w:t xml:space="preserve"> sur </w:t>
+    </w:r>
+    <w:r>
+      <w:rPr>
+        <w:color w:val="404040"/>
+        <w:sz w:val="18"/>
+        <w:szCs w:val="18"/>
+      </w:rPr>
+      <w:fldChar w:fldCharType="begin"/>
+      <w:instrText xml:space="preserve">NUMPAGES</w:instrText>
+      <w:fldChar w:fldCharType="separate"/>
+      <w:fldChar w:fldCharType="end"/>
+    </w:r>
+  </w:p>
+</w:ftr>
 </file>
 
 <file path=word/footnotes.xml><?xml version="1.0" encoding="utf-8"?>
@@ -984,9 +1405,9 @@
   <w:docDefaults>
     <w:rPrDefault>
       <w:rPr>
-        <w:rFonts w:ascii="Calibri" w:cs="Calibri" w:eastAsia="Calibri" w:hAnsi="Calibri"/>
-        <w:sz w:val="21"/>
-        <w:szCs w:val="21"/>
+        <w:rFonts w:ascii="Times New Roman" w:cs="Times New Roman" w:eastAsia="Times New Roman" w:hAnsi="Times New Roman"/>
+        <w:sz w:val="24"/>
+        <w:szCs w:val="24"/>
       </w:rPr>
     </w:rPrDefault>
     <w:pPrDefault/>
@@ -1168,11 +1589,12 @@
     <w:next w:val="Normal"/>
     <w:qFormat/>
     <w:rPr>
+      <w:rFonts w:ascii="Times New Roman" w:cs="Times New Roman" w:eastAsia="Times New Roman" w:hAnsi="Times New Roman"/>
       <w:b/>
       <w:bCs/>
       <w:color w:val="000000"/>
-      <w:sz w:val="34"/>
-      <w:szCs w:val="34"/>
+      <w:sz w:val="28"/>
+      <w:szCs w:val="28"/>
     </w:rPr>
   </w:style>
   <w:style w:type="paragraph" w:styleId="Heading2">
@@ -1181,11 +1603,12 @@
     <w:next w:val="Normal"/>
     <w:qFormat/>
     <w:rPr>
+      <w:rFonts w:ascii="Times New Roman" w:cs="Times New Roman" w:eastAsia="Times New Roman" w:hAnsi="Times New Roman"/>
       <w:b/>
       <w:bCs/>
       <w:color w:val="000000"/>
-      <w:sz w:val="27"/>
-      <w:szCs w:val="27"/>
+      <w:sz w:val="24"/>
+      <w:szCs w:val="24"/>
     </w:rPr>
   </w:style>
   <w:style w:type="paragraph" w:styleId="Heading3">
@@ -1194,50 +1617,12 @@
     <w:next w:val="Normal"/>
     <w:qFormat/>
     <w:rPr>
+      <w:rFonts w:ascii="Times New Roman" w:cs="Times New Roman" w:eastAsia="Times New Roman" w:hAnsi="Times New Roman"/>
       <w:b/>
       <w:bCs/>
       <w:color w:val="000000"/>
-      <w:sz w:val="23"/>
-      <w:szCs w:val="23"/>
-    </w:rPr>
-  </w:style>
-  <w:style w:type="paragraph" w:styleId="Heading4">
-    <w:name w:val="Heading 4"/>
-    <w:basedOn w:val="Normal"/>
-    <w:next w:val="Normal"/>
-    <w:qFormat/>
-    <w:rPr>
-      <w:b/>
-      <w:bCs/>
-      <w:color w:val="000000"/>
-      <w:sz w:val="23"/>
-      <w:szCs w:val="23"/>
-    </w:rPr>
-  </w:style>
-  <w:style w:type="paragraph" w:styleId="Heading5">
-    <w:name w:val="Heading 5"/>
-    <w:basedOn w:val="Normal"/>
-    <w:next w:val="Normal"/>
-    <w:qFormat/>
-    <w:rPr>
-      <w:b/>
-      <w:bCs/>
-      <w:color w:val="000000"/>
-      <w:sz w:val="23"/>
-      <w:szCs w:val="23"/>
-    </w:rPr>
-  </w:style>
-  <w:style w:type="paragraph" w:styleId="Heading6">
-    <w:name w:val="Heading 6"/>
-    <w:basedOn w:val="Normal"/>
-    <w:next w:val="Normal"/>
-    <w:qFormat/>
-    <w:rPr>
-      <w:b/>
-      <w:bCs/>
-      <w:color w:val="000000"/>
-      <w:sz w:val="23"/>
-      <w:szCs w:val="23"/>
+      <w:sz w:val="24"/>
+      <w:szCs w:val="24"/>
     </w:rPr>
   </w:style>
 </w:styles>

--- a/public/iso/PC-00-Perimetre-et-contexte.docx
+++ b/public/iso/PC-00-Perimetre-et-contexte.docx
@@ -68,7 +68,7 @@
     </w:p>
     <w:p>
       <w:pPr>
-        <w:spacing w:after="60"/>
+        <w:spacing w:after="0"/>
         <w:jc w:val="center"/>
       </w:pPr>
       <w:r>
@@ -80,6 +80,22 @@
           <w:szCs w:val="18"/>
         </w:rPr>
         <w:t xml:space="preserve">Tél. : +243 819 929 881   /   E-mail : contact@ats-handling-rdc.com   /   www.ats-handling-rdc.com</w:t>
+      </w:r>
+    </w:p>
+    <w:p>
+      <w:pPr>
+        <w:spacing w:after="60"/>
+        <w:jc w:val="center"/>
+      </w:pPr>
+      <w:r>
+        <w:rPr>
+          <w:b w:val="false"/>
+          <w:bCs w:val="false"/>
+          <w:color w:val="404040"/>
+          <w:sz w:val="18"/>
+          <w:szCs w:val="18"/>
+        </w:rPr>
+        <w:t xml:space="preserve">RCCM : N° CD/KIN/RCCM/14-B-6513   /   Id. Nat. : 01-H4901-N39529 E   /   N° Impôt : A0801049A</w:t>
       </w:r>
     </w:p>
     <w:p>
@@ -253,7 +269,7 @@
           <w:sz w:val="20"/>
           <w:szCs w:val="20"/>
         </w:rPr>
-        <w:t xml:space="preserve">Référence PC-00   /   Version 0.1 (projet)   /   Statut : projet à valider (périmètre choisi par la direction : option A)</w:t>
+        <w:t xml:space="preserve">Référence PC-00   /   Version 0.1 (projet)   /   Statut : projet à valider par la Direction Générale</w:t>
       </w:r>
     </w:p>
     <w:p>
@@ -328,7 +344,7 @@
         <w:jc w:val="both"/>
       </w:pPr>
       <w:r>
-        <w:t xml:space="preserve">La direction a retenu, le 2026-09-10, le périmètre suivant (option A) :</w:t>
+        <w:t xml:space="preserve">Le périmètre du système de management de la sécurité de l'information est défini comme suit :</w:t>
       </w:r>
     </w:p>
     <w:p>

--- a/public/iso/PC-00-Perimetre-et-contexte.docx
+++ b/public/iso/PC-00-Perimetre-et-contexte.docx
@@ -144,7 +144,7 @@
               <w:jc w:val="left"/>
             </w:pPr>
             <w:r>
-              <w:t xml:space="preserve">N/Réf. : ATS/SSI/PC-00/2026</w:t>
+              <w:t xml:space="preserve">N/Réf. : ATS/CSI/PC-00/2026</w:t>
             </w:r>
           </w:p>
         </w:tc>
@@ -201,7 +201,7 @@
                 <w:sz w:val="20"/>
                 <w:szCs w:val="20"/>
               </w:rPr>
-              <w:t xml:space="preserve">Version 0.1 (projet)</w:t>
+              <w:t xml:space="preserve">Version 0.2 (projet)</w:t>
             </w:r>
           </w:p>
         </w:tc>
@@ -231,6 +231,63 @@
           </w:p>
         </w:tc>
       </w:tr>
+      <w:tr>
+        <w:tc>
+          <w:tcPr>
+            <w:tcW w:type="dxa" w:w="4990"/>
+            <w:tcBorders>
+              <w:top w:val="none" w:color="auto" w:sz="0"/>
+              <w:left w:val="none" w:color="auto" w:sz="0"/>
+              <w:bottom w:val="none" w:color="auto" w:sz="0"/>
+              <w:right w:val="none" w:color="auto" w:sz="0"/>
+            </w:tcBorders>
+            <w:tcMar>
+              <w:top w:type="dxa" w:w="20"/>
+              <w:left w:type="dxa" w:w="0"/>
+              <w:bottom w:type="dxa" w:w="20"/>
+              <w:right w:type="dxa" w:w="0"/>
+            </w:tcMar>
+          </w:tcPr>
+          <w:p>
+            <w:pPr>
+              <w:jc w:val="left"/>
+            </w:pPr>
+            <w:r>
+              <w:rPr>
+                <w:color w:val="404040"/>
+                <w:sz w:val="20"/>
+                <w:szCs w:val="20"/>
+              </w:rPr>
+              <w:t xml:space="preserve">Rédigé par : Martin Bitha, Centre des Solutions Informatiques</w:t>
+            </w:r>
+          </w:p>
+        </w:tc>
+        <w:tc>
+          <w:tcPr>
+            <w:tcW w:type="dxa" w:w="4082"/>
+            <w:tcBorders>
+              <w:top w:val="none" w:color="auto" w:sz="0"/>
+              <w:left w:val="none" w:color="auto" w:sz="0"/>
+              <w:bottom w:val="none" w:color="auto" w:sz="0"/>
+              <w:right w:val="none" w:color="auto" w:sz="0"/>
+            </w:tcBorders>
+            <w:tcMar>
+              <w:top w:type="dxa" w:w="20"/>
+              <w:left w:type="dxa" w:w="0"/>
+              <w:bottom w:type="dxa" w:w="20"/>
+              <w:right w:type="dxa" w:w="0"/>
+            </w:tcMar>
+          </w:tcPr>
+          <w:p>
+            <w:pPr>
+              <w:jc w:val="right"/>
+            </w:pPr>
+            <w:r>
+              <w:t xml:space="preserve"/>
+            </w:r>
+          </w:p>
+        </w:tc>
+      </w:tr>
     </w:tbl>
     <w:p>
       <w:pPr>
@@ -269,7 +326,7 @@
           <w:sz w:val="20"/>
           <w:szCs w:val="20"/>
         </w:rPr>
-        <w:t xml:space="preserve">Référence PC-00   /   Version 0.1 (projet)   /   Statut : projet à valider par la Direction Générale</w:t>
+        <w:t xml:space="preserve">Référence PC-00   /   Version 0.2 (projet)   /   Statut : projet à valider par la Direction Générale</w:t>
       </w:r>
     </w:p>
     <w:p>
@@ -291,7 +348,7 @@
         <w:jc w:val="both"/>
       </w:pPr>
       <w:r>
-        <w:t xml:space="preserve">C'est le document fondateur de la démarche. Il dit sur quoi porte la certification (le périmètre), dans quel contexte, et pour qui. Tous les autres documents s'y rattachent. Faire valider ce périmètre et ce contexte par la direction. S'y référer dans tous les autres documents (politique, risques, etc.). La prochaine étape consiste à approuver le périmètre, puis vérifier que les autres documents sont bien alignés dessus.</w:t>
+        <w:t xml:space="preserve">C'est le document fondateur de la démarche. Il dit sur quoi porte la certification (le périmètre), dans quel contexte, et pour qui. Tous les autres documents s'y rattachent. La Direction Générale valide ce périmètre et ce contexte, et chaque document du système s'y réfère. La prochaine étape consiste à approuver le périmètre, puis à vérifier que les autres documents sont bien alignés dessus.</w:t>
       </w:r>
     </w:p>
     <w:p>
@@ -313,7 +370,7 @@
         <w:jc w:val="both"/>
       </w:pPr>
       <w:r>
-        <w:t xml:space="preserve">African Transport Systems (ATS Handling) est une société de services aéroportuaires opérant en République Démocratique du Congo : assistance en escale, fret, sûreté, manutention et support informatique. Son siège est à Kinshasa (immeuble Equity BCDC, 15 boulevard du 30 juin, Gombe).</w:t>
+        <w:t xml:space="preserve">African Transport Systems (ATS Handling) est une société de services aéroportuaires opérant en République Démocratique du Congo : assistance en escale, fret, sûreté, manutention et solutions informatiques. Son siège est à Kinshasa (immeuble Equity BCDC, 15, boulevard du 30 Juin, Gombe).</w:t>
       </w:r>
     </w:p>
     <w:p>
@@ -322,7 +379,7 @@
         <w:jc w:val="both"/>
       </w:pPr>
       <w:r>
-        <w:t xml:space="preserve">Sa division de solutions informatiques conçoit et exploite des produits numériques, dont la plateforme Police Bagage, destinée à la lutte contre la fraude bagages en aéroport.</w:t>
+        <w:t xml:space="preserve">Le Centre des Solutions Informatiques (CSI) est le service informatique d'ATS. Placé sous l'autorité du Responsable Informatique, il rend des services informatiques aux compagnies aériennes partenaires sur les escales desservies, fournit la connectivité Internet de ces escales, conçoit et exploite les produits numériques d'ATS, dont la plateforme Police Bagage, et assure l'informatique interne de l'entreprise.</w:t>
       </w:r>
     </w:p>
     <w:p>
@@ -354,7 +411,7 @@
         <w:jc w:val="both"/>
       </w:pPr>
       <w:r>
-        <w:t xml:space="preserve">Le système de management de la sécurité de l'information couvre la conception, le développement, l'exploitation et la maintenance des systèmes d'information numériques d'ATS Handling RDC, dont la plateforme Police Bagage (application mobile, tableau de bord web, API) et les données associées, opérés depuis le siège de Kinshasa.</w:t>
+        <w:t xml:space="preserve">Le système de management de la sécurité de l'information couvre le Centre des Solutions Informatiques (CSI) d'ATS Handling RDC dans l'ensemble de ses activités : les services informatiques rendus aux compagnies aériennes partenaires sur les escales desservies, la fourniture de la connectivité Internet sur ces escales, la conception, le développement et l'exploitation des produits numériques d'ATS, dont la plateforme Police Bagage, et l'informatique interne de l'entreprise, depuis le siège de Kinshasa et les escales de Kinshasa, Lubumbashi, Gemena, Mbuji-Mayi, Kisangani et Kananga.</w:t>
       </w:r>
     </w:p>
     <w:p>
@@ -363,7 +420,7 @@
         <w:jc w:val="both"/>
       </w:pPr>
       <w:r>
-        <w:t xml:space="preserve">Sont inclus dans le périmètre :</w:t>
+        <w:t xml:space="preserve">Activités couvertes :</w:t>
       </w:r>
     </w:p>
     <w:p>
@@ -377,7 +434,7 @@
         <w:jc w:val="both"/>
       </w:pPr>
       <w:r>
-        <w:t xml:space="preserve">Les applications : application mobile des agents (PDA Zebra Android), tableau de bord superviseur, portails publics (suivi bagage, vols, litige), et l'API de scan.</w:t>
+        <w:t xml:space="preserve">Les services informatiques aux compagnies partenaires : préparation et test des postes et des logiciels d'enregistrement avant l'ouverture de chaque vol, assistance pendant les opérations, présence d'un informaticien du CSI sur chaque vol.</w:t>
       </w:r>
     </w:p>
     <w:p>
@@ -391,7 +448,7 @@
         <w:jc w:val="both"/>
       </w:pPr>
       <w:r>
-        <w:t xml:space="preserve">La base de données et les services Supabase (PostgreSQL, authentification, temps réel).</w:t>
+        <w:t xml:space="preserve">La connectivité Internet des escales : liaisons Starlink et réseaux d'escale associés, exploités par le CSI.</w:t>
       </w:r>
     </w:p>
     <w:p>
@@ -405,7 +462,7 @@
         <w:jc w:val="both"/>
       </w:pPr>
       <w:r>
-        <w:t xml:space="preserve">L'hébergement : Hostinger pour l'API, et l'hébergement des applications web.</w:t>
+        <w:t xml:space="preserve">Les produits numériques d'ATS : la plateforme Police Bagage (application mobile des agents, tableau de bord superviseur, portails publics de suivi bagage, de vols et de litige, API de scan), ses services Supabase (base de données, authentification, temps réel), son hébergement (Hostinger, applications web) et ses dépôts de code (GitHub).</w:t>
       </w:r>
     </w:p>
     <w:p>
@@ -419,7 +476,73 @@
         <w:jc w:val="both"/>
       </w:pPr>
       <w:r>
-        <w:t xml:space="preserve">Les dépôts de code source (GitHub).</w:t>
+        <w:t xml:space="preserve">L'informatique interne d'ATS : postes de travail, messagerie et réseau du siège.</w:t>
+      </w:r>
+    </w:p>
+    <w:p>
+      <w:pPr>
+        <w:spacing w:after="60"/>
+      </w:pPr>
+      <w:r>
+        <w:t xml:space="preserve"/>
+      </w:r>
+    </w:p>
+    <w:p>
+      <w:pPr>
+        <w:spacing w:after="140"/>
+        <w:jc w:val="both"/>
+      </w:pPr>
+      <w:r>
+        <w:t xml:space="preserve">Sites couverts : le siège de Kinshasa (immeuble Equity BCDC) et les escales de Kinshasa (FIH), Lubumbashi (FBM), Gemena (GMA), Mbuji-Mayi (MJM), Kisangani (FKI) et Kananga (KGA).</w:t>
+      </w:r>
+    </w:p>
+    <w:p>
+      <w:pPr>
+        <w:spacing w:after="140"/>
+        <w:jc w:val="both"/>
+      </w:pPr>
+      <w:r>
+        <w:t xml:space="preserve">Compagnies aériennes partenaires servies par le CSI : Turkish Airlines, Air Côte d'Ivoire, Kenya Airways, Air Tanzania, Air Congo, Royal Air Maroc et TAAG.</w:t>
+      </w:r>
+    </w:p>
+    <w:p>
+      <w:pPr>
+        <w:spacing w:after="140"/>
+        <w:jc w:val="both"/>
+      </w:pPr>
+      <w:r>
+        <w:t xml:space="preserve">Frontières du périmètre. Le CSI prépare et teste les postes d'enregistrement ; l'agent passage se connecte ensuite avec ses propres identifiants. Le CSI ne détient donc pas les identifiants d'exploitation des compagnies. Le matériel d'enregistrement appartient aux compagnies et est placé sous la garde du CSI pendant les opérations. Les locaux des escales relèvent de l'exploitant aéroportuaire ; le CSI y applique ses propres règles pour le matériel et les accès dont il a la charge.</w:t>
+      </w:r>
+    </w:p>
+    <w:p>
+      <w:pPr>
+        <w:spacing w:after="140"/>
+        <w:jc w:val="both"/>
+      </w:pPr>
+      <w:r>
+        <w:t xml:space="preserve">L'application mobile des agents de Police Bagage n'est pas publiée au grand public. Elle est distribuée en test fermé, depuis le compte développeur Google Play d'ATS, à une liste nominative de testeurs : seuls les agents dont l'adresse a été inscrite par l'administrateur peuvent l'installer, à partir d'un lien qui leur est envoyé. Les portails web de suivi bagage, de vols et de litige sont, eux, accessibles au public par nature.</w:t>
+      </w:r>
+    </w:p>
+    <w:p>
+      <w:pPr>
+        <w:spacing w:after="140"/>
+        <w:jc w:val="both"/>
+      </w:pPr>
+      <w:r>
+        <w:t xml:space="preserve">Sont exclus du périmètre à ce stade : les autres métiers d'ATS (assistance au sol, fret, manutention, sûreté physique des escales, catering, restauration). Ils pourront être intégrés lors d'un élargissement ultérieur du périmètre.</w:t>
+      </w:r>
+    </w:p>
+    <w:p>
+      <w:pPr>
+        <w:pStyle w:val="Heading2"/>
+        <w:spacing w:after="120" w:before="280"/>
+      </w:pPr>
+      <w:r>
+        <w:rPr>
+          <w:b/>
+          <w:bCs/>
+        </w:rPr>
+        <w:t xml:space="preserve">III. CONTEXTE EXTERNE (CLAUSE 4.1)</w:t>
       </w:r>
     </w:p>
     <w:p>
@@ -433,7 +556,7 @@
         <w:jc w:val="both"/>
       </w:pPr>
       <w:r>
-        <w:t xml:space="preserve">Les comptes et les rôles : administrateurs, superviseurs, agents.</w:t>
+        <w:t xml:space="preserve">Clients : les sept compagnies aériennes partenaires sont les clientes directes des services du CSI. Elles attendent des postes prêts et fiables à l'ouverture de chaque vol, une connectivité stable, et la confidentialité et l'intégrité de leurs données de vol.</w:t>
       </w:r>
     </w:p>
     <w:p>
@@ -447,46 +570,7 @@
         <w:jc w:val="both"/>
       </w:pPr>
       <w:r>
-        <w:t xml:space="preserve">Les terminaux d'exploitation (PDA) et les postes des superviseurs utilisés pour ces systèmes.</w:t>
-      </w:r>
-    </w:p>
-    <w:p>
-      <w:pPr>
-        <w:spacing w:after="60"/>
-      </w:pPr>
-      <w:r>
-        <w:t xml:space="preserve"/>
-      </w:r>
-    </w:p>
-    <w:p>
-      <w:pPr>
-        <w:spacing w:after="140"/>
-        <w:jc w:val="both"/>
-      </w:pPr>
-      <w:r>
-        <w:t xml:space="preserve">L'application mobile des agents n'est pas publiée au grand public. Elle est distribuée en test fermé, depuis le compte développeur Google Play d'ATS, à une liste nominative de testeurs : seuls les agents dont l'adresse a été inscrite par l'administrateur peuvent l'installer, à partir d'un lien qui leur est envoyé. Les portails web de suivi bagage, de vols et de litige sont, eux, accessibles au public par nature.</w:t>
-      </w:r>
-    </w:p>
-    <w:p>
-      <w:pPr>
-        <w:spacing w:after="140"/>
-        <w:jc w:val="both"/>
-      </w:pPr>
-      <w:r>
-        <w:t xml:space="preserve">Sont exclus du périmètre à ce stade : les autres métiers d'ATS (fret physique, manutention, sûreté physique des escales, catering, restauration). Ils pourront être intégrés lors d'un élargissement ultérieur du périmètre.</w:t>
-      </w:r>
-    </w:p>
-    <w:p>
-      <w:pPr>
-        <w:pStyle w:val="Heading2"/>
-        <w:spacing w:after="120" w:before="280"/>
-      </w:pPr>
-      <w:r>
-        <w:rPr>
-          <w:b/>
-          <w:bCs/>
-        </w:rPr>
-        <w:t xml:space="preserve">III. CONTEXTE EXTERNE (CLAUSE 4.1)</w:t>
+        <w:t xml:space="preserve">Autorités : autorité de l'aviation civile et exploitant aéroportuaire (exigences de sûreté sur les escales) ; autorité de protection des données personnelles.</w:t>
       </w:r>
     </w:p>
     <w:p>
@@ -500,7 +584,7 @@
         <w:jc w:val="both"/>
       </w:pPr>
       <w:r>
-        <w:t xml:space="preserve">Clients : compagnies aériennes assistées (Air Congo, CAA), attentives à la confidentialité et à l'intégrité de leurs données de vol.</w:t>
+        <w:t xml:space="preserve">Fournisseurs : Starlink pour la connectivité des escales, dépendance critique ; Supabase, Hostinger, GitHub et Expo pour les produits numériques.</w:t>
       </w:r>
     </w:p>
     <w:p>
@@ -514,7 +598,7 @@
         <w:jc w:val="both"/>
       </w:pPr>
       <w:r>
-        <w:t xml:space="preserve">Autorités : autorité de l'aviation civile et exploitant aéroportuaire (exigences de sûreté) ; autorité de protection des données personnelles.</w:t>
+        <w:t xml:space="preserve">Menaces : coupure de connectivité pendant un enregistrement, poste d'enregistrement compromis ou indisponible, perte ou vol de matériel sur une escale, cyberattaques, fuite de données.</w:t>
       </w:r>
     </w:p>
     <w:p>
@@ -528,7 +612,28 @@
         <w:jc w:val="both"/>
       </w:pPr>
       <w:r>
-        <w:t xml:space="preserve">Fournisseurs : dépendance à des services externes (Supabase, Hostinger, GitHub, Expo).</w:t>
+        <w:t xml:space="preserve">Marché : exigence croissante de preuves de sécurité de la part des compagnies et des partenaires.</w:t>
+      </w:r>
+    </w:p>
+    <w:p>
+      <w:pPr>
+        <w:spacing w:after="60"/>
+      </w:pPr>
+      <w:r>
+        <w:t xml:space="preserve"/>
+      </w:r>
+    </w:p>
+    <w:p>
+      <w:pPr>
+        <w:pStyle w:val="Heading2"/>
+        <w:spacing w:after="120" w:before="280"/>
+      </w:pPr>
+      <w:r>
+        <w:rPr>
+          <w:b/>
+          <w:bCs/>
+        </w:rPr>
+        <w:t xml:space="preserve">IV. CONTEXTE INTERNE (CLAUSE 4.1)</w:t>
       </w:r>
     </w:p>
     <w:p>
@@ -542,7 +647,7 @@
         <w:jc w:val="both"/>
       </w:pPr>
       <w:r>
-        <w:t xml:space="preserve">Menaces : cyberattaques, fuite de données, indisponibilité pendant les fenêtres d'embarquement.</w:t>
+        <w:t xml:space="preserve">Une équipe répartie sur six escales, avec un informaticien présent sur chaque vol, en zone aéroportuaire.</w:t>
       </w:r>
     </w:p>
     <w:p>
@@ -556,28 +661,7 @@
         <w:jc w:val="both"/>
       </w:pPr>
       <w:r>
-        <w:t xml:space="preserve">Marché : exigence croissante de preuves de sécurité de la part des partenaires.</w:t>
-      </w:r>
-    </w:p>
-    <w:p>
-      <w:pPr>
-        <w:spacing w:after="60"/>
-      </w:pPr>
-      <w:r>
-        <w:t xml:space="preserve"/>
-      </w:r>
-    </w:p>
-    <w:p>
-      <w:pPr>
-        <w:pStyle w:val="Heading2"/>
-        <w:spacing w:after="120" w:before="280"/>
-      </w:pPr>
-      <w:r>
-        <w:rPr>
-          <w:b/>
-          <w:bCs/>
-        </w:rPr>
-        <w:t xml:space="preserve">IV. CONTEXTE INTERNE (CLAUSE 4.1)</w:t>
+        <w:t xml:space="preserve">Du matériel appartenant à des tiers (les compagnies) manipulé quotidiennement par le CSI.</w:t>
       </w:r>
     </w:p>
     <w:p>
@@ -591,7 +675,7 @@
         <w:jc w:val="both"/>
       </w:pPr>
       <w:r>
-        <w:t xml:space="preserve">Une petite équipe informatique, avec plusieurs rôles cumulés sur une même personne.</w:t>
+        <w:t xml:space="preserve">Une infrastructure réseau propre (Starlink et réseaux d'escale) à exploiter et à protéger.</w:t>
       </w:r>
     </w:p>
     <w:p>
@@ -605,7 +689,7 @@
         <w:jc w:val="both"/>
       </w:pPr>
       <w:r>
-        <w:t xml:space="preserve">Des données sensibles traitées : données personnelles des passagers, données anti-fraude.</w:t>
+        <w:t xml:space="preserve">Une équipe restreinte au siège, avec plusieurs rôles cumulés sur une même personne.</w:t>
       </w:r>
     </w:p>
     <w:p>
@@ -619,7 +703,7 @@
         <w:jc w:val="both"/>
       </w:pPr>
       <w:r>
-        <w:t xml:space="preserve">Une croissance prévue vers le multi-compagnies.</w:t>
+        <w:t xml:space="preserve">Des données sensibles traitées : données personnelles des passagers, données anti-fraude, données de vol des compagnies.</w:t>
       </w:r>
     </w:p>
     <w:p>
@@ -741,7 +825,7 @@
                 <w:sz w:val="20"/>
                 <w:szCs w:val="20"/>
               </w:rPr>
-              <w:t xml:space="preserve">Direction d'ATS</w:t>
+              <w:t xml:space="preserve">Direction Générale d'ATS</w:t>
             </w:r>
           </w:p>
         </w:tc>
@@ -783,7 +867,7 @@
                 <w:sz w:val="20"/>
                 <w:szCs w:val="20"/>
               </w:rPr>
-              <w:t xml:space="preserve">Compagnies aériennes clientes</w:t>
+              <w:t xml:space="preserve">Compagnies aériennes partenaires (clientes du CSI)</w:t>
             </w:r>
           </w:p>
         </w:tc>
@@ -803,7 +887,7 @@
                 <w:sz w:val="20"/>
                 <w:szCs w:val="20"/>
               </w:rPr>
-              <w:t xml:space="preserve">Confidentialité et intégrité de leurs données de vol</w:t>
+              <w:t xml:space="preserve">Postes prêts et fiables à chaque vol, connectivité stable, confidentialité et intégrité de leurs données</w:t>
             </w:r>
           </w:p>
         </w:tc>
@@ -825,7 +909,7 @@
                 <w:sz w:val="20"/>
                 <w:szCs w:val="20"/>
               </w:rPr>
-              <w:t xml:space="preserve">Autorité de l'aviation civile et aéroport</w:t>
+              <w:t xml:space="preserve">Exploitant aéroportuaire et autorité de l'aviation civile</w:t>
             </w:r>
           </w:p>
         </w:tc>
@@ -845,7 +929,7 @@
                 <w:sz w:val="20"/>
                 <w:szCs w:val="20"/>
               </w:rPr>
-              <w:t xml:space="preserve">Conformité aux exigences de sûreté</w:t>
+              <w:t xml:space="preserve">Conformité aux exigences de sûreté sur les escales</w:t>
             </w:r>
           </w:p>
         </w:tc>
@@ -951,7 +1035,7 @@
                 <w:sz w:val="20"/>
                 <w:szCs w:val="20"/>
               </w:rPr>
-              <w:t xml:space="preserve">Agents et superviseurs</w:t>
+              <w:t xml:space="preserve">Informaticiens d'escale, agents et superviseurs</w:t>
             </w:r>
           </w:p>
         </w:tc>
@@ -971,7 +1055,7 @@
                 <w:sz w:val="20"/>
                 <w:szCs w:val="20"/>
               </w:rPr>
-              <w:t xml:space="preserve">Outils fiables et règles claires</w:t>
+              <w:t xml:space="preserve">Outils fiables, règles claires, matériel en état</w:t>
             </w:r>
           </w:p>
         </w:tc>
@@ -993,7 +1077,7 @@
                 <w:sz w:val="20"/>
                 <w:szCs w:val="20"/>
               </w:rPr>
-              <w:t xml:space="preserve">Fournisseurs (Supabase, Hostinger, GitHub, Expo)</w:t>
+              <w:t xml:space="preserve">Fournisseurs (Starlink, Supabase, Hostinger, GitHub, Expo)</w:t>
             </w:r>
           </w:p>
         </w:tc>
@@ -1046,7 +1130,7 @@
         <w:jc w:val="both"/>
       </w:pPr>
       <w:r>
-        <w:t xml:space="preserve">Le périmètre s'appuie sur des services externes (Supabase, Hostinger, GitHub, Expo) qui hébergent ou soutiennent les systèmes. Leur sécurité est suivie au titre des relations fournisseurs (voir SOA-03, mesures A.5.19 à A.5.23).</w:t>
+        <w:t xml:space="preserve">Le périmètre s'appuie sur des tiers : Starlink pour la connectivité, les compagnies pour le matériel et les logiciels d'enregistrement, l'exploitant aéroportuaire pour les locaux des escales, et des services cloud (Supabase, Hostinger, GitHub, Expo) pour les produits numériques. Ces dépendances sont suivies au titre des relations avec les fournisseurs et les clients (voir SOA-03, mesures A.5.19 à A.5.23).</w:t>
       </w:r>
     </w:p>
     <w:p>
@@ -1068,7 +1152,7 @@
         <w:jc w:val="both"/>
       </w:pPr>
       <w:r>
-        <w:t xml:space="preserve">Le périmètre et le contexte sont revus au moins une fois par an, et à chaque changement majeur (élargissement du périmètre, nouveau système, nouvel environnement). Toute évolution est validée par la direction lors de la revue de direction (RD-05).</w:t>
+        <w:t xml:space="preserve">Le périmètre et le contexte sont revus au moins une fois par an, et à chaque changement majeur (nouvelle escale, nouvelle compagnie partenaire, nouveau système, nouvel environnement). Toute évolution est validée par la Direction Générale lors de la revue de direction (RD-05).</w:t>
       </w:r>
     </w:p>
     <w:p>
@@ -1119,7 +1203,7 @@
               <w:jc w:val="center"/>
             </w:pPr>
             <w:r>
-              <w:t xml:space="preserve">Le Responsable de la Sécurité de l'Information</w:t>
+              <w:t xml:space="preserve">Le Responsable Informatique</w:t>
             </w:r>
           </w:p>
           <w:p>
@@ -1131,7 +1215,7 @@
                 <w:b/>
                 <w:bCs/>
               </w:rPr>
-              <w:t xml:space="preserve">Martin Bitha</w:t>
+              <w:t xml:space="preserve">Aristarque Kasonga</w:t>
             </w:r>
           </w:p>
         </w:tc>

--- a/public/iso/PC-00-Perimetre-et-contexte.docx
+++ b/public/iso/PC-00-Perimetre-et-contexte.docx
@@ -1199,7 +1199,16 @@
           </w:tcPr>
           <w:p>
             <w:pPr>
-              <w:spacing w:after="720"/>
+              <w:spacing w:after="40"/>
+              <w:jc w:val="center"/>
+            </w:pPr>
+            <w:r>
+              <w:t xml:space="preserve"/>
+            </w:r>
+          </w:p>
+          <w:p>
+            <w:pPr>
+              <w:spacing w:after="60"/>
               <w:jc w:val="center"/>
             </w:pPr>
             <w:r>
@@ -1246,7 +1255,7 @@
           </w:p>
           <w:p>
             <w:pPr>
-              <w:spacing w:after="720"/>
+              <w:spacing w:after="60"/>
               <w:jc w:val="center"/>
             </w:pPr>
             <w:r>

--- a/public/iso/PC-00-Perimetre-et-contexte.docx
+++ b/public/iso/PC-00-Perimetre-et-contexte.docx
@@ -258,7 +258,7 @@
                 <w:sz w:val="20"/>
                 <w:szCs w:val="20"/>
               </w:rPr>
-              <w:t xml:space="preserve">Rédigé par : Martin Bitha, Centre des Solutions Informatiques</w:t>
+              <w:t xml:space="preserve">Rédigé par : Martin Bitha, Développeur Full Stack</w:t>
             </w:r>
           </w:p>
         </w:tc>
